--- a/Files/06 - Yom Tov/14 - Simchas Torah/5785/Simchas Torah 5784.docx
+++ b/Files/06 - Yom Tov/14 - Simchas Torah/5785/Simchas Torah 5784.docx
@@ -833,7 +833,7 @@
           <w:rFonts w:ascii="Times New Roman" w:hAnsi="Times New Roman" w:cs="Times New Roman"/>
           <w:rtl/>
         </w:rPr>
-        <w:t>"</w:t>
+        <w:t>״</w:t>
       </w:r>
       <w:r>
         <w:rPr>
